--- a/docs/Unfolding the Mysteries of Human Intelligence The Role of Spiral Mucosal Folds.docx
+++ b/docs/Unfolding the Mysteries of Human Intelligence The Role of Spiral Mucosal Folds.docx
@@ -283,12 +283,30 @@
           <w:bCs/>
         </w:rPr>
       </w:pPr>
-      <w:r>
+    </w:p>
+    <w:p>
+      <w:pPr>
         <w:rPr>
           <w:rFonts w:ascii="Inter" w:hAnsi="Inter"/>
           <w:b/>
           <w:bCs/>
         </w:rPr>
+      </w:pPr>
+    </w:p>
+    <w:p>
+      <w:pPr>
+        <w:rPr>
+          <w:rFonts w:ascii="Inter" w:hAnsi="Inter"/>
+          <w:b/>
+          <w:bCs/>
+        </w:rPr>
+      </w:pPr>
+      <w:r>
+        <w:rPr>
+          <w:rFonts w:ascii="Inter" w:hAnsi="Inter"/>
+          <w:b/>
+          <w:bCs/>
+        </w:rPr>
         <w:lastRenderedPageBreak/>
         <w:t>The Link Between Cortisol and Intelligence</w:t>
       </w:r>
@@ -473,38 +491,32 @@
         <w:rPr>
           <w:rFonts w:ascii="Inter" w:hAnsi="Inter"/>
         </w:rPr>
-        <w:t xml:space="preserve">crucial insight into how hormonal changes, </w:t>
-      </w:r>
+        <w:t xml:space="preserve">crucial insight into how hormonal changes, specifically related to </w:t>
+      </w:r>
+      <w:r>
+        <w:rPr>
+          <w:rFonts w:ascii="Inter" w:hAnsi="Inter"/>
+        </w:rPr>
+        <w:t>removing</w:t>
+      </w:r>
+      <w:r>
+        <w:rPr>
+          <w:rFonts w:ascii="Inter" w:hAnsi="Inter"/>
+        </w:rPr>
+        <w:t xml:space="preserve"> spiral mucosal folds, could influence the risk of POD.</w:t>
+      </w:r>
+    </w:p>
+    <w:p>
+      <w:pPr>
+        <w:rPr>
+          <w:rFonts w:ascii="Inter" w:hAnsi="Inter"/>
+        </w:rPr>
+      </w:pPr>
       <w:r>
         <w:rPr>
           <w:rFonts w:ascii="Inter" w:hAnsi="Inter"/>
         </w:rPr>
         <w:lastRenderedPageBreak/>
-        <w:t xml:space="preserve">specifically related to </w:t>
-      </w:r>
-      <w:r>
-        <w:rPr>
-          <w:rFonts w:ascii="Inter" w:hAnsi="Inter"/>
-        </w:rPr>
-        <w:t>removing</w:t>
-      </w:r>
-      <w:r>
-        <w:rPr>
-          <w:rFonts w:ascii="Inter" w:hAnsi="Inter"/>
-        </w:rPr>
-        <w:t xml:space="preserve"> spiral mucosal folds, could influence the risk of POD.</w:t>
-      </w:r>
-    </w:p>
-    <w:p>
-      <w:pPr>
-        <w:rPr>
-          <w:rFonts w:ascii="Inter" w:hAnsi="Inter"/>
-        </w:rPr>
-      </w:pPr>
-      <w:r>
-        <w:rPr>
-          <w:rFonts w:ascii="Inter" w:hAnsi="Inter"/>
-        </w:rPr>
         <w:t xml:space="preserve">The relationship between delirium and hormonal regulation must also </w:t>
       </w:r>
       <w:r>
@@ -638,21 +650,7 @@
         <w:rPr>
           <w:rFonts w:ascii="Inter" w:hAnsi="Inter"/>
         </w:rPr>
-        <w:t xml:space="preserve">profound connections between spiral mucosal folds, cortisol, cationic states, and postoperative delirium </w:t>
-      </w:r>
-      <w:proofErr w:type="gramStart"/>
-      <w:r>
-        <w:rPr>
-          <w:rFonts w:ascii="Inter" w:hAnsi="Inter"/>
-        </w:rPr>
-        <w:t>unveiled</w:t>
-      </w:r>
-      <w:proofErr w:type="gramEnd"/>
-      <w:r>
-        <w:rPr>
-          <w:rFonts w:ascii="Inter" w:hAnsi="Inter"/>
-        </w:rPr>
-        <w:t xml:space="preserve"> by Dr. Correo Hofstad</w:t>
+        <w:t>profound connections between spiral mucosal folds, cortisol, cationic states, and postoperative delirium unveiled by Dr. Correo Hofstad</w:t>
       </w:r>
       <w:r>
         <w:rPr>
@@ -685,6 +683,7 @@
       <w:r>
         <w:rPr>
           <w:rFonts w:ascii="Inter" w:hAnsi="Inter"/>
+          <w:noProof/>
         </w:rPr>
         <w:drawing>
           <wp:anchor distT="0" distB="0" distL="114300" distR="114300" simplePos="0" relativeHeight="251659264" behindDoc="1" locked="0" layoutInCell="1" allowOverlap="1" wp14:anchorId="1ED66FF7" wp14:editId="01EECAC5">
@@ -818,7 +817,6 @@
           <w:b/>
           <w:bCs/>
         </w:rPr>
-        <w:lastRenderedPageBreak/>
         <w:t>Sources:</w:t>
       </w:r>
     </w:p>
@@ -886,6 +884,7 @@
         <w:rPr>
           <w:rFonts w:ascii="Inter" w:hAnsi="Inter"/>
         </w:rPr>
+        <w:lastRenderedPageBreak/>
         <w:t xml:space="preserve">Park, Young Mok, et al. “Postoperative Delirium after Cholecystectomy in Older Patients: A Retrospective Study.” </w:t>
       </w:r>
       <w:r>
@@ -928,21 +927,7 @@
         <w:rPr>
           <w:rFonts w:ascii="Inter" w:hAnsi="Inter"/>
         </w:rPr>
-        <w:t xml:space="preserve">Duran, Harun </w:t>
-      </w:r>
-      <w:proofErr w:type="spellStart"/>
-      <w:r>
-        <w:rPr>
-          <w:rFonts w:ascii="Inter" w:hAnsi="Inter"/>
-        </w:rPr>
-        <w:t>Tolga</w:t>
-      </w:r>
-      <w:proofErr w:type="spellEnd"/>
-      <w:r>
-        <w:rPr>
-          <w:rFonts w:ascii="Inter" w:hAnsi="Inter"/>
-        </w:rPr>
-        <w:t xml:space="preserve">, et al. “The Effect of Two Different Modes of </w:t>
+        <w:t xml:space="preserve">Duran, Harun Tolga, et al. “The Effect of Two Different Modes of </w:t>
       </w:r>
       <w:proofErr w:type="spellStart"/>
       <w:r>
@@ -1055,7 +1040,6 @@
         </w:rPr>
         <w:t xml:space="preserve">Nair, Ameya, et al. “Persistent Postoperative Delirium Following Laparoscopic Cholecystectomy.” </w:t>
       </w:r>
-      <w:proofErr w:type="spellStart"/>
       <w:r>
         <w:rPr>
           <w:rFonts w:ascii="Inter" w:hAnsi="Inter"/>
@@ -1064,7 +1048,6 @@
         </w:rPr>
         <w:t>Cureus</w:t>
       </w:r>
-      <w:proofErr w:type="spellEnd"/>
       <w:r>
         <w:rPr>
           <w:rFonts w:ascii="Inter" w:hAnsi="Inter"/>
@@ -1141,7 +1124,6 @@
         </w:rPr>
         <w:t xml:space="preserve">Nair, Ameya, et al. “Persistent Postoperative Delirium Following Laparoscopic Cholecystectomy.” </w:t>
       </w:r>
-      <w:proofErr w:type="spellStart"/>
       <w:r>
         <w:rPr>
           <w:rFonts w:ascii="Inter" w:hAnsi="Inter"/>
@@ -1150,7 +1132,6 @@
         </w:rPr>
         <w:t>Cureus</w:t>
       </w:r>
-      <w:proofErr w:type="spellEnd"/>
       <w:r>
         <w:rPr>
           <w:rFonts w:ascii="Inter" w:hAnsi="Inter"/>
@@ -1950,6 +1931,7 @@
   <w:style w:type="character" w:default="1" w:styleId="DefaultParagraphFont">
     <w:name w:val="Default Paragraph Font"/>
     <w:uiPriority w:val="1"/>
+    <w:semiHidden/>
     <w:unhideWhenUsed/>
   </w:style>
   <w:style w:type="table" w:default="1" w:styleId="TableNormal">
@@ -2629,12 +2611,11 @@
 </file>
 
 <file path=customXml/item1.xml><?xml version="1.0" encoding="utf-8"?>
-<?mso-contentType ?>
-<FormTemplates xmlns="http://schemas.microsoft.com/sharepoint/v3/contenttype/forms">
-  <Display>DocumentLibraryForm</Display>
-  <Edit>DocumentLibraryForm</Edit>
-  <New>DocumentLibraryForm</New>
-</FormTemplates>
+<p:properties xmlns:p="http://schemas.microsoft.com/office/2006/metadata/properties" xmlns:xsi="http://www.w3.org/2001/XMLSchema-instance" xmlns:pc="http://schemas.microsoft.com/office/infopath/2007/PartnerControls">
+  <documentManagement>
+    <_activity xmlns="d8b4c8f0-ebfc-43d9-bc3d-dfccd4e6be33" xsi:nil="true"/>
+  </documentManagement>
+</p:properties>
 </file>
 
 <file path=customXml/item2.xml><?xml version="1.0" encoding="utf-8"?>
@@ -2891,17 +2872,20 @@
 </file>
 
 <file path=customXml/item3.xml><?xml version="1.0" encoding="utf-8"?>
-<p:properties xmlns:p="http://schemas.microsoft.com/office/2006/metadata/properties" xmlns:xsi="http://www.w3.org/2001/XMLSchema-instance" xmlns:pc="http://schemas.microsoft.com/office/infopath/2007/PartnerControls">
-  <documentManagement>
-    <_activity xmlns="d8b4c8f0-ebfc-43d9-bc3d-dfccd4e6be33" xsi:nil="true"/>
-  </documentManagement>
-</p:properties>
+<?mso-contentType ?>
+<FormTemplates xmlns="http://schemas.microsoft.com/sharepoint/v3/contenttype/forms">
+  <Display>DocumentLibraryForm</Display>
+  <Edit>DocumentLibraryForm</Edit>
+  <New>DocumentLibraryForm</New>
+</FormTemplates>
 </file>
 
 <file path=customXml/itemProps1.xml><?xml version="1.0" encoding="utf-8"?>
-<ds:datastoreItem xmlns:ds="http://schemas.openxmlformats.org/officeDocument/2006/customXml" ds:itemID="{DA3A7EC0-FD14-4888-967A-D85815CA27CC}">
+<ds:datastoreItem xmlns:ds="http://schemas.openxmlformats.org/officeDocument/2006/customXml" ds:itemID="{9D8FF3BA-949D-42EC-B4B7-41535451264C}">
   <ds:schemaRefs>
-    <ds:schemaRef ds:uri="http://schemas.microsoft.com/sharepoint/v3/contenttype/forms"/>
+    <ds:schemaRef ds:uri="http://schemas.microsoft.com/office/2006/metadata/properties"/>
+    <ds:schemaRef ds:uri="http://schemas.microsoft.com/office/infopath/2007/PartnerControls"/>
+    <ds:schemaRef ds:uri="d8b4c8f0-ebfc-43d9-bc3d-dfccd4e6be33"/>
   </ds:schemaRefs>
 </ds:datastoreItem>
 </file>
@@ -2926,18 +2910,9 @@
 </file>
 
 <file path=customXml/itemProps3.xml><?xml version="1.0" encoding="utf-8"?>
-<ds:datastoreItem xmlns:ds="http://schemas.openxmlformats.org/officeDocument/2006/customXml" ds:itemID="{9D8FF3BA-949D-42EC-B4B7-41535451264C}">
+<ds:datastoreItem xmlns:ds="http://schemas.openxmlformats.org/officeDocument/2006/customXml" ds:itemID="{DA3A7EC0-FD14-4888-967A-D85815CA27CC}">
   <ds:schemaRefs>
-    <ds:schemaRef ds:uri="http://purl.org/dc/terms/"/>
-    <ds:schemaRef ds:uri="http://purl.org/dc/elements/1.1/"/>
-    <ds:schemaRef ds:uri="http://schemas.openxmlformats.org/package/2006/metadata/core-properties"/>
-    <ds:schemaRef ds:uri="b13bea6c-9957-4954-bece-02c6ee6c6559"/>
-    <ds:schemaRef ds:uri="http://schemas.microsoft.com/office/2006/documentManagement/types"/>
-    <ds:schemaRef ds:uri="http://schemas.microsoft.com/office/infopath/2007/PartnerControls"/>
-    <ds:schemaRef ds:uri="http://schemas.microsoft.com/office/2006/metadata/properties"/>
-    <ds:schemaRef ds:uri="d8b4c8f0-ebfc-43d9-bc3d-dfccd4e6be33"/>
-    <ds:schemaRef ds:uri="http://www.w3.org/XML/1998/namespace"/>
-    <ds:schemaRef ds:uri="http://purl.org/dc/dcmitype/"/>
+    <ds:schemaRef ds:uri="http://schemas.microsoft.com/sharepoint/v3/contenttype/forms"/>
   </ds:schemaRefs>
 </ds:datastoreItem>
 </file>